--- a/Michael_Chuang_CV_Cyera_Creative_Director.docx
+++ b/Michael_Chuang_CV_Cyera_Creative_Director.docx
@@ -50,7 +50,7 @@
     </w:p>
     <w:p>
       <w:r>
-        <w:t>Creative director with 15+ years as a creative director, art director, and designer, building brands and campaigns for Netflix, STARZ, AstraZeneca, GSK, and WOW! Internet. Treats every campaign as a story: turns positioning and strategy into one clear idea, then carries it across web, social, video, launches, and executive communications. Makes serious, technical subjects feel human without losing credibility, as shown by nearly three years making oncology and pharmaceutical brands clear and relatable for patients and caregivers within strict regulatory guidelines. Hands-on in every part of the work: concepting, art direction, photo shoot direction, motion, and building websites. Has led and developed a creative team of six, conducting performance reviews and coaching people into stronger creative thinkers. Builds the guardrails that keep a brand consistent at speed (design systems, brand toolkits, templates, and style guides) and has a clear view on where AI tools raise both quality and speed in the creative process.</w:t>
+        <w:t>Creative director with 15+ years as a creative director, art director, and designer, building brands and campaigns for Netflix, STARZ, AstraZeneca, GSK, and WOW! Internet. Treats every campaign as a story: turns positioning and strategy into one clear idea, then carries it across web, social, video, launches, and executive communications. Makes serious, technical subjects feel human without losing credibility, as shown by nearly three years making oncology and pharmaceutical brands clear and relatable for patients and caregivers within strict regulatory guidelines. Hands-on in every part of the work: concepting, art direction, photo shoot direction, motion, and building websites. Has hired, led, and developed a creative team of six, conducting performance reviews and coaching people into stronger creative thinkers. Builds the guardrails that keep a brand consistent at speed (design systems, brand toolkits, templates, and style guides) and has a clear view on where AI tools raise both quality and speed in the creative process.</w:t>
       </w:r>
     </w:p>
     <w:p>
@@ -135,7 +135,7 @@
         <w:t>People &amp; Partners:</w:t>
       </w:r>
       <w:r>
-        <w:t xml:space="preserve"> Team leadership &amp; coaching · Performance reviews · Stakeholder management · Cross-functional collaboration</w:t>
+        <w:t xml:space="preserve"> Hiring, team leadership &amp; coaching · Performance reviews · Stakeholder management · Cross-functional collaboration</w:t>
       </w:r>
     </w:p>
     <w:p>
@@ -379,6 +379,14 @@
       </w:r>
       <w:r>
         <w:t>, conducting annual performance reviews that directly shaped each person's annual bonus, and coaching team members to build their craft and creative thinking.</w:t>
+      </w:r>
+    </w:p>
+    <w:p>
+      <w:pPr>
+        <w:pStyle w:val="ListBullet"/>
+      </w:pPr>
+      <w:r>
+        <w:t>Played a key role in hiring and selecting candidates for positions on the STARZ Interactive team.</w:t>
       </w:r>
     </w:p>
     <w:p>
